--- a/briefings/线口监测午报-2026-09-04.docx
+++ b/briefings/线口监测午报-2026-09-04.docx
@@ -22,7 +22,7 @@
           <w:color w:val="888888"/>
           <w:sz w:val="18"/>
         </w:rPr>
-        <w:t>监测窗口:近48小时 | 生成时间:2026-09-04 15:20</w:t>
+        <w:t>监测窗口:近48小时 | 生成时间:2026-09-04 16:22</w:t>
       </w:r>
     </w:p>
     <w:p>
@@ -70,6 +70,108 @@
           <w:color w:val="888888"/>
           <w:sz w:val="24"/>
         </w:rPr>
+        <w:t>美国洛杉矶将禁止学生在学区所属设备上使用 AI，以减少课堂屏幕使用时间</w:t>
+      </w:r>
+    </w:p>
+    <w:p>
+      <w:r>
+        <w:rPr>
+          <w:rFonts w:ascii="Times New Roman" w:hAnsi="Times New Roman" w:eastAsia="宋体"/>
+          <w:color w:val="888888"/>
+          <w:sz w:val="18"/>
+        </w:rPr>
+        <w:t>来源:IT之家 | 时间:09-04 15:46</w:t>
+      </w:r>
+    </w:p>
+    <w:p>
+      <w:r>
+        <w:rPr>
+          <w:rFonts w:ascii="Times New Roman" w:hAnsi="Times New Roman" w:eastAsia="宋体"/>
+          <w:sz w:val="18"/>
+        </w:rPr>
+        <w:t>链接:</w:t>
+      </w:r>
+      <w:hyperlink r:id="rId9">
+        <w:r>
+          <w:rPr>
+            <w:color w:val="0563C1"/>
+            <w:u w:val="single"/>
+          </w:rPr>
+          <w:t>美国洛杉矶将禁止学生在学区所属设备上使用 AI，以减少课堂屏幕使用时间</w:t>
+        </w:r>
+      </w:hyperlink>
+    </w:p>
+    <w:p>
+      <w:pPr>
+        <w:pStyle w:val="Heading3"/>
+      </w:pPr>
+      <w:r>
+        <w:rPr>
+          <w:rFonts w:ascii="Times New Roman" w:hAnsi="Times New Roman" w:eastAsia="黑体"/>
+          <w:b w:val="0"/>
+          <w:color w:val="888888"/>
+          <w:sz w:val="24"/>
+        </w:rPr>
+        <w:t>【C级·参考】</w:t>
+      </w:r>
+      <w:r>
+        <w:rPr>
+          <w:rFonts w:ascii="Times New Roman" w:hAnsi="Times New Roman" w:eastAsia="黑体"/>
+          <w:b w:val="0"/>
+          <w:color w:val="888888"/>
+          <w:sz w:val="24"/>
+        </w:rPr>
+        <w:t>消息称三星电子联合 Arm，研发下一代端侧 AI 芯片</w:t>
+      </w:r>
+    </w:p>
+    <w:p>
+      <w:r>
+        <w:rPr>
+          <w:rFonts w:ascii="Times New Roman" w:hAnsi="Times New Roman" w:eastAsia="宋体"/>
+          <w:color w:val="888888"/>
+          <w:sz w:val="18"/>
+        </w:rPr>
+        <w:t>来源:IT之家 | 时间:09-04 15:42</w:t>
+      </w:r>
+    </w:p>
+    <w:p>
+      <w:r>
+        <w:rPr>
+          <w:rFonts w:ascii="Times New Roman" w:hAnsi="Times New Roman" w:eastAsia="宋体"/>
+          <w:sz w:val="18"/>
+        </w:rPr>
+        <w:t>链接:</w:t>
+      </w:r>
+      <w:hyperlink r:id="rId10">
+        <w:r>
+          <w:rPr>
+            <w:color w:val="0563C1"/>
+            <w:u w:val="single"/>
+          </w:rPr>
+          <w:t>消息称三星电子联合 Arm，研发下一代端侧 AI 芯片</w:t>
+        </w:r>
+      </w:hyperlink>
+    </w:p>
+    <w:p>
+      <w:pPr>
+        <w:pStyle w:val="Heading3"/>
+      </w:pPr>
+      <w:r>
+        <w:rPr>
+          <w:rFonts w:ascii="Times New Roman" w:hAnsi="Times New Roman" w:eastAsia="黑体"/>
+          <w:b w:val="0"/>
+          <w:color w:val="888888"/>
+          <w:sz w:val="24"/>
+        </w:rPr>
+        <w:t>【C级·参考】</w:t>
+      </w:r>
+      <w:r>
+        <w:rPr>
+          <w:rFonts w:ascii="Times New Roman" w:hAnsi="Times New Roman" w:eastAsia="黑体"/>
+          <w:b w:val="0"/>
+          <w:color w:val="888888"/>
+          <w:sz w:val="24"/>
+        </w:rPr>
         <w:t>机械革命 2026 款翼龙 15 Air 笔记本新增 R7 H 449 版本：搭 24G + 1T + RTX5060 售 13999 元（国补后 9999 元）</w:t>
       </w:r>
     </w:p>
@@ -91,7 +193,7 @@
         </w:rPr>
         <w:t>链接:</w:t>
       </w:r>
-      <w:hyperlink r:id="rId9">
+      <w:hyperlink r:id="rId11">
         <w:r>
           <w:rPr>
             <w:color w:val="0563C1"/>
@@ -142,7 +244,7 @@
         </w:rPr>
         <w:t>链接:</w:t>
       </w:r>
-      <w:hyperlink r:id="rId10">
+      <w:hyperlink r:id="rId12">
         <w:r>
           <w:rPr>
             <w:color w:val="0563C1"/>
@@ -193,7 +295,7 @@
         </w:rPr>
         <w:t>链接:</w:t>
       </w:r>
-      <w:hyperlink r:id="rId11">
+      <w:hyperlink r:id="rId13">
         <w:r>
           <w:rPr>
             <w:color w:val="0563C1"/>
@@ -244,7 +346,7 @@
         </w:rPr>
         <w:t>链接:</w:t>
       </w:r>
-      <w:hyperlink r:id="rId12">
+      <w:hyperlink r:id="rId14">
         <w:r>
           <w:rPr>
             <w:color w:val="0563C1"/>
@@ -295,7 +397,7 @@
         </w:rPr>
         <w:t>链接:</w:t>
       </w:r>
-      <w:hyperlink r:id="rId13">
+      <w:hyperlink r:id="rId15">
         <w:r>
           <w:rPr>
             <w:color w:val="0563C1"/>
@@ -346,13 +448,64 @@
         </w:rPr>
         <w:t>链接:</w:t>
       </w:r>
-      <w:hyperlink r:id="rId14">
+      <w:hyperlink r:id="rId16">
         <w:r>
           <w:rPr>
             <w:color w:val="0563C1"/>
             <w:u w:val="single"/>
           </w:rPr>
           <w:t>Qwen 3.8 27B available on Cerebras at 1500 tokens/s</w:t>
+        </w:r>
+      </w:hyperlink>
+    </w:p>
+    <w:p>
+      <w:pPr>
+        <w:pStyle w:val="Heading3"/>
+      </w:pPr>
+      <w:r>
+        <w:rPr>
+          <w:rFonts w:ascii="Times New Roman" w:hAnsi="Times New Roman" w:eastAsia="黑体"/>
+          <w:b w:val="0"/>
+          <w:color w:val="888888"/>
+          <w:sz w:val="24"/>
+        </w:rPr>
+        <w:t>【C级·参考】</w:t>
+      </w:r>
+      <w:r>
+        <w:rPr>
+          <w:rFonts w:ascii="Times New Roman" w:hAnsi="Times New Roman" w:eastAsia="黑体"/>
+          <w:b w:val="0"/>
+          <w:color w:val="888888"/>
+          <w:sz w:val="24"/>
+        </w:rPr>
+        <w:t>AI眼镜“看向”打工人</w:t>
+      </w:r>
+    </w:p>
+    <w:p>
+      <w:r>
+        <w:rPr>
+          <w:rFonts w:ascii="Times New Roman" w:hAnsi="Times New Roman" w:eastAsia="宋体"/>
+          <w:color w:val="888888"/>
+          <w:sz w:val="18"/>
+        </w:rPr>
+        <w:t>来源:Bing新闻 | 时间:09-04 00:54</w:t>
+      </w:r>
+    </w:p>
+    <w:p>
+      <w:r>
+        <w:rPr>
+          <w:rFonts w:ascii="Times New Roman" w:hAnsi="Times New Roman" w:eastAsia="宋体"/>
+          <w:sz w:val="18"/>
+        </w:rPr>
+        <w:t>链接:</w:t>
+      </w:r>
+      <w:hyperlink r:id="rId17">
+        <w:r>
+          <w:rPr>
+            <w:color w:val="0563C1"/>
+            <w:u w:val="single"/>
+          </w:rPr>
+          <w:t>AI眼镜“看向”打工人</w:t>
         </w:r>
       </w:hyperlink>
     </w:p>
@@ -397,7 +550,7 @@
         </w:rPr>
         <w:t>链接:</w:t>
       </w:r>
-      <w:hyperlink r:id="rId15">
+      <w:hyperlink r:id="rId18">
         <w:r>
           <w:rPr>
             <w:color w:val="0563C1"/>
@@ -427,7 +580,7 @@
           <w:color w:val="888888"/>
           <w:sz w:val="24"/>
         </w:rPr>
-        <w:t>看懂博物馆！陈家祠引入国内古建博物馆首个AI眼镜导览</w:t>
+        <w:t>讯飞AI眼镜接入WorkBuddy，AI办公生态再添新拼图</w:t>
       </w:r>
     </w:p>
     <w:p>
@@ -437,160 +590,7 @@
           <w:color w:val="888888"/>
           <w:sz w:val="18"/>
         </w:rPr>
-        <w:t>来源:Bing新闻 | 时间:09-03 23:49</w:t>
-      </w:r>
-    </w:p>
-    <w:p>
-      <w:r>
-        <w:rPr>
-          <w:rFonts w:ascii="Times New Roman" w:hAnsi="Times New Roman" w:eastAsia="宋体"/>
-          <w:sz w:val="18"/>
-        </w:rPr>
-        <w:t>链接:</w:t>
-      </w:r>
-      <w:hyperlink r:id="rId16">
-        <w:r>
-          <w:rPr>
-            <w:color w:val="0563C1"/>
-            <w:u w:val="single"/>
-          </w:rPr>
-          <w:t>看懂博物馆！陈家祠引入国内古建博物馆首个AI眼镜导览</w:t>
-        </w:r>
-      </w:hyperlink>
-    </w:p>
-    <w:p>
-      <w:pPr>
-        <w:pStyle w:val="Heading3"/>
-      </w:pPr>
-      <w:r>
-        <w:rPr>
-          <w:rFonts w:ascii="Times New Roman" w:hAnsi="Times New Roman" w:eastAsia="黑体"/>
-          <w:b w:val="0"/>
-          <w:color w:val="888888"/>
-          <w:sz w:val="24"/>
-        </w:rPr>
-        <w:t>【C级·参考】</w:t>
-      </w:r>
-      <w:r>
-        <w:rPr>
-          <w:rFonts w:ascii="Times New Roman" w:hAnsi="Times New Roman" w:eastAsia="黑体"/>
-          <w:b w:val="0"/>
-          <w:color w:val="888888"/>
-          <w:sz w:val="24"/>
-        </w:rPr>
-        <w:t>“奇葩”AI终端卖爆，“隐形”供应商赢麻</w:t>
-      </w:r>
-    </w:p>
-    <w:p>
-      <w:r>
-        <w:rPr>
-          <w:rFonts w:ascii="Times New Roman" w:hAnsi="Times New Roman" w:eastAsia="宋体"/>
-          <w:color w:val="888888"/>
-          <w:sz w:val="18"/>
-        </w:rPr>
-        <w:t>来源:Bing新闻 | 时间:09-03 20:47</w:t>
-      </w:r>
-    </w:p>
-    <w:p>
-      <w:r>
-        <w:rPr>
-          <w:rFonts w:ascii="Times New Roman" w:hAnsi="Times New Roman" w:eastAsia="宋体"/>
-          <w:sz w:val="18"/>
-        </w:rPr>
-        <w:t>链接:</w:t>
-      </w:r>
-      <w:hyperlink r:id="rId17">
-        <w:r>
-          <w:rPr>
-            <w:color w:val="0563C1"/>
-            <w:u w:val="single"/>
-          </w:rPr>
-          <w:t>“奇葩”AI终端卖爆，“隐形”供应商赢麻</w:t>
-        </w:r>
-      </w:hyperlink>
-    </w:p>
-    <w:p>
-      <w:pPr>
-        <w:pStyle w:val="Heading3"/>
-      </w:pPr>
-      <w:r>
-        <w:rPr>
-          <w:rFonts w:ascii="Times New Roman" w:hAnsi="Times New Roman" w:eastAsia="黑体"/>
-          <w:b w:val="0"/>
-          <w:color w:val="888888"/>
-          <w:sz w:val="24"/>
-        </w:rPr>
-        <w:t>【C级·参考】</w:t>
-      </w:r>
-      <w:r>
-        <w:rPr>
-          <w:rFonts w:ascii="Times New Roman" w:hAnsi="Times New Roman" w:eastAsia="黑体"/>
-          <w:b w:val="0"/>
-          <w:color w:val="888888"/>
-          <w:sz w:val="24"/>
-        </w:rPr>
-        <w:t>26g 无边框带扬声器，加南打造面向日常的屏显 AI 眼镜</w:t>
-      </w:r>
-    </w:p>
-    <w:p>
-      <w:r>
-        <w:rPr>
-          <w:rFonts w:ascii="Times New Roman" w:hAnsi="Times New Roman" w:eastAsia="宋体"/>
-          <w:color w:val="888888"/>
-          <w:sz w:val="18"/>
-        </w:rPr>
-        <w:t>来源:Bing新闻 | 时间:09-03 18:39</w:t>
-      </w:r>
-    </w:p>
-    <w:p>
-      <w:r>
-        <w:rPr>
-          <w:rFonts w:ascii="Times New Roman" w:hAnsi="Times New Roman" w:eastAsia="宋体"/>
-          <w:sz w:val="18"/>
-        </w:rPr>
-        <w:t>链接:</w:t>
-      </w:r>
-      <w:hyperlink r:id="rId18">
-        <w:r>
-          <w:rPr>
-            <w:color w:val="0563C1"/>
-            <w:u w:val="single"/>
-          </w:rPr>
-          <w:t>26g 无边框带扬声器，加南打造面向日常的屏显 AI 眼镜</w:t>
-        </w:r>
-      </w:hyperlink>
-    </w:p>
-    <w:p>
-      <w:pPr>
-        <w:pStyle w:val="Heading3"/>
-      </w:pPr>
-      <w:r>
-        <w:rPr>
-          <w:rFonts w:ascii="Times New Roman" w:hAnsi="Times New Roman" w:eastAsia="黑体"/>
-          <w:b w:val="0"/>
-          <w:color w:val="888888"/>
-          <w:sz w:val="24"/>
-        </w:rPr>
-        <w:t>【C级·参考】</w:t>
-      </w:r>
-      <w:r>
-        <w:rPr>
-          <w:rFonts w:ascii="Times New Roman" w:hAnsi="Times New Roman" w:eastAsia="黑体"/>
-          <w:b w:val="0"/>
-          <w:color w:val="888888"/>
-          <w:sz w:val="24"/>
-        </w:rPr>
-        <w:t>AI眼镜“看向”打工人</w:t>
-      </w:r>
-    </w:p>
-    <w:p>
-      <w:r>
-        <w:rPr>
-          <w:rFonts w:ascii="Times New Roman" w:hAnsi="Times New Roman" w:eastAsia="宋体"/>
-          <w:color w:val="888888"/>
-          <w:sz w:val="18"/>
-        </w:rPr>
-        <w:t>来源:Bing新闻 | 时间:09-03 16:52</w:t>
+        <w:t>来源:Bing新闻 | 时间:09-03 18:02</w:t>
       </w:r>
     </w:p>
     <w:p>
@@ -607,7 +607,7 @@
             <w:color w:val="0563C1"/>
             <w:u w:val="single"/>
           </w:rPr>
-          <w:t>AI眼镜“看向”打工人</w:t>
+          <w:t>讯飞AI眼镜接入WorkBuddy，AI办公生态再添新拼图</w:t>
         </w:r>
       </w:hyperlink>
     </w:p>
@@ -828,9 +828,55 @@
       </w:r>
     </w:p>
     <w:p>
+      <w:pPr>
+        <w:pStyle w:val="Heading3"/>
+      </w:pPr>
       <w:r>
-        <w:t>本线口暂无重要更新</w:t>
+        <w:rPr>
+          <w:rFonts w:ascii="Times New Roman" w:hAnsi="Times New Roman" w:eastAsia="黑体"/>
+          <w:b w:val="0"/>
+          <w:color w:val="888888"/>
+          <w:sz w:val="24"/>
+        </w:rPr>
+        <w:t>【C级·参考】</w:t>
       </w:r>
+      <w:r>
+        <w:rPr>
+          <w:rFonts w:ascii="Times New Roman" w:hAnsi="Times New Roman" w:eastAsia="黑体"/>
+          <w:b w:val="0"/>
+          <w:color w:val="888888"/>
+          <w:sz w:val="24"/>
+        </w:rPr>
+        <w:t>李斌回应蔚来是否会做机器人业务：已投资很多公司，先把车这个事情做好</w:t>
+      </w:r>
+    </w:p>
+    <w:p>
+      <w:r>
+        <w:rPr>
+          <w:rFonts w:ascii="Times New Roman" w:hAnsi="Times New Roman" w:eastAsia="宋体"/>
+          <w:color w:val="888888"/>
+          <w:sz w:val="18"/>
+        </w:rPr>
+        <w:t>来源:IT之家 | 时间:09-04 15:31</w:t>
+      </w:r>
+    </w:p>
+    <w:p>
+      <w:r>
+        <w:rPr>
+          <w:rFonts w:ascii="Times New Roman" w:hAnsi="Times New Roman" w:eastAsia="宋体"/>
+          <w:sz w:val="18"/>
+        </w:rPr>
+        <w:t>链接:</w:t>
+      </w:r>
+      <w:hyperlink r:id="rId24">
+        <w:r>
+          <w:rPr>
+            <w:color w:val="0563C1"/>
+            <w:u w:val="single"/>
+          </w:rPr>
+          <w:t>李斌回应蔚来是否会做机器人业务：已投资很多公司，先把车这个事情做好</w:t>
+        </w:r>
+      </w:hyperlink>
     </w:p>
     <w:p>
       <w:pPr>
@@ -919,7 +965,7 @@
         </w:rPr>
         <w:t>链接:</w:t>
       </w:r>
-      <w:hyperlink r:id="rId24">
+      <w:hyperlink r:id="rId25">
         <w:r>
           <w:rPr>
             <w:color w:val="0563C1"/>
@@ -970,7 +1016,7 @@
         </w:rPr>
         <w:t>链接:</w:t>
       </w:r>
-      <w:hyperlink r:id="rId25">
+      <w:hyperlink r:id="rId26">
         <w:r>
           <w:rPr>
             <w:color w:val="0563C1"/>
@@ -1021,64 +1067,13 @@
         </w:rPr>
         <w:t>链接:</w:t>
       </w:r>
-      <w:hyperlink r:id="rId26">
+      <w:hyperlink r:id="rId27">
         <w:r>
           <w:rPr>
             <w:color w:val="0563C1"/>
             <w:u w:val="single"/>
           </w:rPr>
           <w:t>《王者荣耀》高校认证被标价上千元高价倒卖，腾讯客服称相关功能暂时下线</w:t>
-        </w:r>
-      </w:hyperlink>
-    </w:p>
-    <w:p>
-      <w:pPr>
-        <w:pStyle w:val="Heading3"/>
-      </w:pPr>
-      <w:r>
-        <w:rPr>
-          <w:rFonts w:ascii="Times New Roman" w:hAnsi="Times New Roman" w:eastAsia="黑体"/>
-          <w:b w:val="0"/>
-          <w:color w:val="888888"/>
-          <w:sz w:val="24"/>
-        </w:rPr>
-        <w:t>【C级·参考】</w:t>
-      </w:r>
-      <w:r>
-        <w:rPr>
-          <w:rFonts w:ascii="Times New Roman" w:hAnsi="Times New Roman" w:eastAsia="黑体"/>
-          <w:b w:val="0"/>
-          <w:color w:val="888888"/>
-          <w:sz w:val="24"/>
-        </w:rPr>
-        <w:t>摩尔线程“庐山”GPU 首发国产硬件光追：3A 游戏渲染提升 15 倍，预计年底推出</w:t>
-      </w:r>
-    </w:p>
-    <w:p>
-      <w:r>
-        <w:rPr>
-          <w:rFonts w:ascii="Times New Roman" w:hAnsi="Times New Roman" w:eastAsia="宋体"/>
-          <w:color w:val="888888"/>
-          <w:sz w:val="18"/>
-        </w:rPr>
-        <w:t>来源:IT之家 | 时间:09-04 11:39</w:t>
-      </w:r>
-    </w:p>
-    <w:p>
-      <w:r>
-        <w:rPr>
-          <w:rFonts w:ascii="Times New Roman" w:hAnsi="Times New Roman" w:eastAsia="宋体"/>
-          <w:sz w:val="18"/>
-        </w:rPr>
-        <w:t>链接:</w:t>
-      </w:r>
-      <w:hyperlink r:id="rId27">
-        <w:r>
-          <w:rPr>
-            <w:color w:val="0563C1"/>
-            <w:u w:val="single"/>
-          </w:rPr>
-          <w:t>摩尔线程“庐山”GPU 首发国产硬件光追：3A 游戏渲染提升 15 倍，预计年底推出</w:t>
         </w:r>
       </w:hyperlink>
     </w:p>
@@ -1380,7 +1375,7 @@
           <w:rFonts w:ascii="Times New Roman" w:hAnsi="Times New Roman" w:eastAsia="宋体"/>
           <w:sz w:val="18"/>
         </w:rPr>
-        <w:t>IT之家(60)、GameLook(12)、HackerNews(7)、Bing新闻(8)</w:t>
+        <w:t>IT之家(60)、GameLook(12)、HackerNews(7)、Bing新闻(6)</w:t>
       </w:r>
     </w:p>
     <w:p>
